--- a/flow/20230927_hours/drafts/2024-03-u/08.03.docx
+++ b/flow/20230927_hours/drafts/2024-03-u/08.03.docx
@@ -1504,23 +1504,54 @@
       </w:r>
     </w:p>
     <w:p>
-      <w:pPr>
-        <w:spacing w:line="240" w:lineRule="auto"/>
-        <w:rPr>
-          <w:rFonts w:ascii="Times New Roman" w:hAnsi="Times New Roman"/>
-          <w:i/>
-          <w:color w:val="FF0000"/>
-          <w:sz w:val="24"/>
-        </w:rPr>
-      </w:pPr>
-      <w:r>
-        <w:rPr>
-          <w:rFonts w:ascii="Times New Roman" w:hAnsi="Times New Roman"/>
-          <w:i/>
-          <w:color w:val="FF0000"/>
-          <w:sz w:val="24"/>
-        </w:rPr>
-        <w:t>Тропар</w:t>
+      <w:r>
+        <w:rPr>
+          <w:rFonts w:ascii="Times New Roman" w:hAnsi="Times New Roman"/>
+          <w:i/>
+          <w:color w:val="FF0000"/>
+          <w:sz w:val="24"/>
+        </w:rPr>
+        <w:t>Тропар (г. 1):</w:t>
+      </w:r>
+      <w:r>
+        <w:rPr>
+          <w:rFonts w:ascii="Times New Roman" w:hAnsi="Times New Roman"/>
+          <w:color w:val="000000"/>
+          <w:sz w:val="24"/>
+        </w:rPr>
+        <w:t xml:space="preserve"> </w:t>
+      </w:r>
+      <w:r>
+        <w:rPr>
+          <w:rFonts w:ascii="Times New Roman" w:hAnsi="Times New Roman"/>
+          <w:color w:val="000000"/>
+          <w:sz w:val="24"/>
+        </w:rPr>
+        <w:t>Страстоносці</w:t>
+      </w:r>
+      <w:r>
+        <w:rPr>
+          <w:rFonts w:ascii="Times New Roman" w:hAnsi="Times New Roman"/>
+          <w:color w:val="000000"/>
+          <w:sz w:val="24"/>
+        </w:rPr>
+        <w:t xml:space="preserve"> </w:t>
+      </w:r>
+      <w:r>
+        <w:rPr>
+          <w:rFonts w:ascii="Times New Roman" w:hAnsi="Times New Roman"/>
+          <w:color w:val="000000"/>
+          <w:sz w:val="24"/>
+        </w:rPr>
+        <w:t>всечесні</w:t>
+      </w:r>
+      <w:r>
+        <w:rPr>
+          <w:rFonts w:ascii="Times New Roman" w:hAnsi="Times New Roman"/>
+          <w:color w:val="000000"/>
+          <w:sz w:val="24"/>
+        </w:rPr>
+        <w:t>, сорок Христових воїнів, непохитні лицарі,* ви, що перейшли крізь вогонь і воду,* стали співгромадянами ангелів.* З ними же моліться Христові за тих, що з вірою вас хвалять:* Слава Тому, що дав вам кріпость,* слава Тому, що вас вінчав,* слава Тому, що через вас подає всім зцілення.</w:t>
       </w:r>
     </w:p>
     <w:p>
@@ -1964,22 +1995,22 @@
       </w:r>
     </w:p>
     <w:p>
-      <w:pPr>
-        <w:spacing w:line="240" w:lineRule="auto"/>
-        <w:rPr>
-          <w:rFonts w:ascii="Times New Roman" w:hAnsi="Times New Roman"/>
-          <w:i/>
-          <w:sz w:val="24"/>
-        </w:rPr>
-      </w:pPr>
-      <w:r>
-        <w:rPr>
-          <w:rFonts w:ascii="Times New Roman" w:hAnsi="Times New Roman"/>
-          <w:i/>
-          <w:color w:val="FF0000"/>
-          <w:sz w:val="24"/>
-        </w:rPr>
-        <w:t xml:space="preserve">Кондак </w:t>
+      <w:r>
+        <w:rPr>
+          <w:rFonts w:ascii="Times New Roman" w:hAnsi="Times New Roman"/>
+          <w:i/>
+          <w:color w:val="FF0000"/>
+          <w:sz w:val="24"/>
+        </w:rPr>
+        <w:t>Кондак (г. 6):</w:t>
+      </w:r>
+      <w:r>
+        <w:rPr>
+          <w:rFonts w:ascii="Times New Roman" w:hAnsi="Times New Roman"/>
+          <w:color w:val="000000"/>
+          <w:sz w:val="24"/>
+        </w:rPr>
+        <w:t xml:space="preserve"> Все воїнство світу покинувши,* на небесах ви до Владики прилучилися, сорок страстотерпців Господніх:* крізь вогонь бо й воду пройшовши, блаженні, достойно прийняли ви славу з небес* і вінців множество.</w:t>
       </w:r>
     </w:p>
     <w:p>
@@ -4440,23 +4471,54 @@
       </w:r>
     </w:p>
     <w:p>
-      <w:pPr>
-        <w:spacing w:line="240" w:lineRule="auto"/>
-        <w:rPr>
-          <w:rFonts w:ascii="Times New Roman" w:hAnsi="Times New Roman"/>
-          <w:i/>
-          <w:color w:val="FF0000"/>
-          <w:sz w:val="24"/>
-        </w:rPr>
-      </w:pPr>
-      <w:r>
-        <w:rPr>
-          <w:rFonts w:ascii="Times New Roman" w:hAnsi="Times New Roman"/>
-          <w:i/>
-          <w:color w:val="FF0000"/>
-          <w:sz w:val="24"/>
-        </w:rPr>
-        <w:t xml:space="preserve">Тропар </w:t>
+      <w:r>
+        <w:rPr>
+          <w:rFonts w:ascii="Times New Roman" w:hAnsi="Times New Roman"/>
+          <w:i/>
+          <w:color w:val="FF0000"/>
+          <w:sz w:val="24"/>
+        </w:rPr>
+        <w:t>Тропар (г. 1):</w:t>
+      </w:r>
+      <w:r>
+        <w:rPr>
+          <w:rFonts w:ascii="Times New Roman" w:hAnsi="Times New Roman"/>
+          <w:color w:val="000000"/>
+          <w:sz w:val="24"/>
+        </w:rPr>
+        <w:t xml:space="preserve"> </w:t>
+      </w:r>
+      <w:r>
+        <w:rPr>
+          <w:rFonts w:ascii="Times New Roman" w:hAnsi="Times New Roman"/>
+          <w:color w:val="000000"/>
+          <w:sz w:val="24"/>
+        </w:rPr>
+        <w:t>Страстоносці</w:t>
+      </w:r>
+      <w:r>
+        <w:rPr>
+          <w:rFonts w:ascii="Times New Roman" w:hAnsi="Times New Roman"/>
+          <w:color w:val="000000"/>
+          <w:sz w:val="24"/>
+        </w:rPr>
+        <w:t xml:space="preserve"> </w:t>
+      </w:r>
+      <w:r>
+        <w:rPr>
+          <w:rFonts w:ascii="Times New Roman" w:hAnsi="Times New Roman"/>
+          <w:color w:val="000000"/>
+          <w:sz w:val="24"/>
+        </w:rPr>
+        <w:t>всечесні</w:t>
+      </w:r>
+      <w:r>
+        <w:rPr>
+          <w:rFonts w:ascii="Times New Roman" w:hAnsi="Times New Roman"/>
+          <w:color w:val="000000"/>
+          <w:sz w:val="24"/>
+        </w:rPr>
+        <w:t>, сорок Христових воїнів, непохитні лицарі,* ви, що перейшли крізь вогонь і воду,* стали співгромадянами ангелів.* З ними же моліться Христові за тих, що з вірою вас хвалять:* Слава Тому, що дав вам кріпость,* слава Тому, що вас вінчав,* слава Тому, що через вас подає всім зцілення.</w:t>
       </w:r>
     </w:p>
     <w:p>
@@ -4859,23 +4921,22 @@
       </w:r>
     </w:p>
     <w:p>
-      <w:pPr>
-        <w:spacing w:line="240" w:lineRule="auto"/>
-        <w:rPr>
-          <w:rFonts w:ascii="Times New Roman" w:hAnsi="Times New Roman"/>
-          <w:i/>
-          <w:color w:val="FF0000"/>
-          <w:sz w:val="24"/>
-        </w:rPr>
-      </w:pPr>
-      <w:r>
-        <w:rPr>
-          <w:rFonts w:ascii="Times New Roman" w:hAnsi="Times New Roman"/>
-          <w:i/>
-          <w:color w:val="FF0000"/>
-          <w:sz w:val="24"/>
-        </w:rPr>
-        <w:t xml:space="preserve">Кондак </w:t>
+      <w:r>
+        <w:rPr>
+          <w:rFonts w:ascii="Times New Roman" w:hAnsi="Times New Roman"/>
+          <w:i/>
+          <w:color w:val="FF0000"/>
+          <w:sz w:val="24"/>
+        </w:rPr>
+        <w:t>Кондак (г. 6):</w:t>
+      </w:r>
+      <w:r>
+        <w:rPr>
+          <w:rFonts w:ascii="Times New Roman" w:hAnsi="Times New Roman"/>
+          <w:color w:val="000000"/>
+          <w:sz w:val="24"/>
+        </w:rPr>
+        <w:t xml:space="preserve"> Все воїнство світу покинувши,* на небесах ви до Владики прилучилися, сорок страстотерпців Господніх:* крізь вогонь бо й воду пройшовши, блаженні, достойно прийняли ви славу з небес* і вінців множество.</w:t>
       </w:r>
     </w:p>
     <w:p>
@@ -7054,23 +7115,54 @@
       </w:r>
     </w:p>
     <w:p>
-      <w:pPr>
-        <w:spacing w:line="240" w:lineRule="auto"/>
-        <w:rPr>
-          <w:rFonts w:ascii="Times New Roman" w:hAnsi="Times New Roman"/>
-          <w:i/>
-          <w:color w:val="FF0000"/>
-          <w:sz w:val="24"/>
-        </w:rPr>
-      </w:pPr>
-      <w:r>
-        <w:rPr>
-          <w:rFonts w:ascii="Times New Roman" w:hAnsi="Times New Roman"/>
-          <w:i/>
-          <w:color w:val="FF0000"/>
-          <w:sz w:val="24"/>
-        </w:rPr>
-        <w:t xml:space="preserve">Тропар </w:t>
+      <w:r>
+        <w:rPr>
+          <w:rFonts w:ascii="Times New Roman" w:hAnsi="Times New Roman"/>
+          <w:i/>
+          <w:color w:val="FF0000"/>
+          <w:sz w:val="24"/>
+        </w:rPr>
+        <w:t>Тропар (г. 1):</w:t>
+      </w:r>
+      <w:r>
+        <w:rPr>
+          <w:rFonts w:ascii="Times New Roman" w:hAnsi="Times New Roman"/>
+          <w:color w:val="000000"/>
+          <w:sz w:val="24"/>
+        </w:rPr>
+        <w:t xml:space="preserve"> </w:t>
+      </w:r>
+      <w:r>
+        <w:rPr>
+          <w:rFonts w:ascii="Times New Roman" w:hAnsi="Times New Roman"/>
+          <w:color w:val="000000"/>
+          <w:sz w:val="24"/>
+        </w:rPr>
+        <w:t>Страстоносці</w:t>
+      </w:r>
+      <w:r>
+        <w:rPr>
+          <w:rFonts w:ascii="Times New Roman" w:hAnsi="Times New Roman"/>
+          <w:color w:val="000000"/>
+          <w:sz w:val="24"/>
+        </w:rPr>
+        <w:t xml:space="preserve"> </w:t>
+      </w:r>
+      <w:r>
+        <w:rPr>
+          <w:rFonts w:ascii="Times New Roman" w:hAnsi="Times New Roman"/>
+          <w:color w:val="000000"/>
+          <w:sz w:val="24"/>
+        </w:rPr>
+        <w:t>всечесні</w:t>
+      </w:r>
+      <w:r>
+        <w:rPr>
+          <w:rFonts w:ascii="Times New Roman" w:hAnsi="Times New Roman"/>
+          <w:color w:val="000000"/>
+          <w:sz w:val="24"/>
+        </w:rPr>
+        <w:t>, сорок Христових воїнів, непохитні лицарі,* ви, що перейшли крізь вогонь і воду,* стали співгромадянами ангелів.* З ними же моліться Христові за тих, що з вірою вас хвалять:* Слава Тому, що дав вам кріпость,* слава Тому, що вас вінчав,* слава Тому, що через вас подає всім зцілення.</w:t>
       </w:r>
     </w:p>
     <w:p>
@@ -7558,23 +7650,22 @@
       </w:r>
     </w:p>
     <w:p>
-      <w:pPr>
-        <w:spacing w:line="240" w:lineRule="auto"/>
-        <w:rPr>
-          <w:rFonts w:ascii="Times New Roman" w:hAnsi="Times New Roman"/>
-          <w:i/>
-          <w:color w:val="FF0000"/>
-          <w:sz w:val="24"/>
-        </w:rPr>
-      </w:pPr>
-      <w:r>
-        <w:rPr>
-          <w:rFonts w:ascii="Times New Roman" w:hAnsi="Times New Roman"/>
-          <w:i/>
-          <w:color w:val="FF0000"/>
-          <w:sz w:val="24"/>
-        </w:rPr>
-        <w:t xml:space="preserve">Кондак </w:t>
+      <w:r>
+        <w:rPr>
+          <w:rFonts w:ascii="Times New Roman" w:hAnsi="Times New Roman"/>
+          <w:i/>
+          <w:color w:val="FF0000"/>
+          <w:sz w:val="24"/>
+        </w:rPr>
+        <w:t>Кондак (г. 6):</w:t>
+      </w:r>
+      <w:r>
+        <w:rPr>
+          <w:rFonts w:ascii="Times New Roman" w:hAnsi="Times New Roman"/>
+          <w:color w:val="000000"/>
+          <w:sz w:val="24"/>
+        </w:rPr>
+        <w:t xml:space="preserve"> Все воїнство світу покинувши,* на небесах ви до Владики прилучилися, сорок страстотерпців Господніх:* крізь вогонь бо й воду пройшовши, блаженні, достойно прийняли ви славу з небес* і вінців множество.</w:t>
       </w:r>
     </w:p>
     <w:p>
@@ -9540,23 +9631,54 @@
       </w:r>
     </w:p>
     <w:p>
-      <w:pPr>
-        <w:spacing w:line="240" w:lineRule="auto"/>
-        <w:rPr>
-          <w:rFonts w:ascii="Times New Roman" w:hAnsi="Times New Roman"/>
-          <w:i/>
-          <w:color w:val="FF0000"/>
-          <w:sz w:val="24"/>
-        </w:rPr>
-      </w:pPr>
-      <w:r>
-        <w:rPr>
-          <w:rFonts w:ascii="Times New Roman" w:hAnsi="Times New Roman"/>
-          <w:i/>
-          <w:color w:val="FF0000"/>
-          <w:sz w:val="24"/>
-        </w:rPr>
-        <w:t xml:space="preserve">Тропар </w:t>
+      <w:r>
+        <w:rPr>
+          <w:rFonts w:ascii="Times New Roman" w:hAnsi="Times New Roman"/>
+          <w:i/>
+          <w:color w:val="FF0000"/>
+          <w:sz w:val="24"/>
+        </w:rPr>
+        <w:t>Тропар (г. 1):</w:t>
+      </w:r>
+      <w:r>
+        <w:rPr>
+          <w:rFonts w:ascii="Times New Roman" w:hAnsi="Times New Roman"/>
+          <w:color w:val="000000"/>
+          <w:sz w:val="24"/>
+        </w:rPr>
+        <w:t xml:space="preserve"> </w:t>
+      </w:r>
+      <w:r>
+        <w:rPr>
+          <w:rFonts w:ascii="Times New Roman" w:hAnsi="Times New Roman"/>
+          <w:color w:val="000000"/>
+          <w:sz w:val="24"/>
+        </w:rPr>
+        <w:t>Страстоносці</w:t>
+      </w:r>
+      <w:r>
+        <w:rPr>
+          <w:rFonts w:ascii="Times New Roman" w:hAnsi="Times New Roman"/>
+          <w:color w:val="000000"/>
+          <w:sz w:val="24"/>
+        </w:rPr>
+        <w:t xml:space="preserve"> </w:t>
+      </w:r>
+      <w:r>
+        <w:rPr>
+          <w:rFonts w:ascii="Times New Roman" w:hAnsi="Times New Roman"/>
+          <w:color w:val="000000"/>
+          <w:sz w:val="24"/>
+        </w:rPr>
+        <w:t>всечесні</w:t>
+      </w:r>
+      <w:r>
+        <w:rPr>
+          <w:rFonts w:ascii="Times New Roman" w:hAnsi="Times New Roman"/>
+          <w:color w:val="000000"/>
+          <w:sz w:val="24"/>
+        </w:rPr>
+        <w:t>, сорок Христових воїнів, непохитні лицарі,* ви, що перейшли крізь вогонь і воду,* стали співгромадянами ангелів.* З ними же моліться Христові за тих, що з вірою вас хвалять:* Слава Тому, що дав вам кріпость,* слава Тому, що вас вінчав,* слава Тому, що через вас подає всім зцілення.</w:t>
       </w:r>
     </w:p>
     <w:p>
@@ -10023,23 +10145,22 @@
       </w:r>
     </w:p>
     <w:p>
-      <w:pPr>
-        <w:spacing w:line="240" w:lineRule="auto"/>
-        <w:rPr>
-          <w:rFonts w:ascii="Times New Roman" w:hAnsi="Times New Roman"/>
-          <w:i/>
-          <w:color w:val="FF0000"/>
-          <w:sz w:val="24"/>
-        </w:rPr>
-      </w:pPr>
-      <w:r>
-        <w:rPr>
-          <w:rFonts w:ascii="Times New Roman" w:hAnsi="Times New Roman"/>
-          <w:i/>
-          <w:color w:val="FF0000"/>
-          <w:sz w:val="24"/>
-        </w:rPr>
-        <w:t xml:space="preserve">Кондак </w:t>
+      <w:r>
+        <w:rPr>
+          <w:rFonts w:ascii="Times New Roman" w:hAnsi="Times New Roman"/>
+          <w:i/>
+          <w:color w:val="FF0000"/>
+          <w:sz w:val="24"/>
+        </w:rPr>
+        <w:t>Кондак (г. 6):</w:t>
+      </w:r>
+      <w:r>
+        <w:rPr>
+          <w:rFonts w:ascii="Times New Roman" w:hAnsi="Times New Roman"/>
+          <w:color w:val="000000"/>
+          <w:sz w:val="24"/>
+        </w:rPr>
+        <w:t xml:space="preserve"> Все воїнство світу покинувши,* на небесах ви до Владики прилучилися, сорок страстотерпців Господніх:* крізь вогонь бо й воду пройшовши, блаженні, достойно прийняли ви славу з небес* і вінців множество.</w:t>
       </w:r>
     </w:p>
     <w:p>
